--- a/Queenie/Mirabel Table Of Content.docx
+++ b/Queenie/Mirabel Table Of Content.docx
@@ -2537,6 +2537,16 @@
           <w:lang w:val="en-US"/>
         </w:rPr>
         <w:tab/>
+      </w:r>
+      <w:r>
+        <w:rPr>
+          <w:rFonts w:hint="default" w:cs="Times New Roman"/>
+          <w:b w:val="0"/>
+          <w:bCs w:val="0"/>
+          <w:sz w:val="26"/>
+          <w:szCs w:val="26"/>
+          <w:lang w:val="en-US"/>
+        </w:rPr>
         <w:t>Features Implemented</w:t>
       </w:r>
     </w:p>
@@ -2578,6 +2588,16 @@
           <w:lang w:val="en-US"/>
         </w:rPr>
         <w:tab/>
+      </w:r>
+      <w:r>
+        <w:rPr>
+          <w:rFonts w:hint="default" w:cs="Times New Roman"/>
+          <w:b w:val="0"/>
+          <w:bCs w:val="0"/>
+          <w:sz w:val="26"/>
+          <w:szCs w:val="26"/>
+          <w:lang w:val="en-US"/>
+        </w:rPr>
         <w:t>Choice of Language and Frameworks</w:t>
       </w:r>
     </w:p>
@@ -2619,6 +2639,16 @@
           <w:lang w:val="en-US"/>
         </w:rPr>
         <w:tab/>
+      </w:r>
+      <w:r>
+        <w:rPr>
+          <w:rFonts w:hint="default" w:cs="Times New Roman"/>
+          <w:b w:val="0"/>
+          <w:bCs w:val="0"/>
+          <w:sz w:val="26"/>
+          <w:szCs w:val="26"/>
+          <w:lang w:val="en-US"/>
+        </w:rPr>
         <w:t>Model Performance Analysis</w:t>
       </w:r>
     </w:p>
@@ -3445,12 +3475,6 @@
             <w:insideH w:val="none" w:color="auto" w:sz="0" w:space="0"/>
             <w:insideV w:val="none" w:color="auto" w:sz="0" w:space="0"/>
           </w:tblBorders>
-          <w:tblCellMar>
-            <w:top w:w="0" w:type="dxa"/>
-            <w:left w:w="0" w:type="dxa"/>
-            <w:bottom w:w="0" w:type="dxa"/>
-            <w:right w:w="0" w:type="dxa"/>
-          </w:tblCellMar>
         </w:tblPrEx>
         <w:trPr>
           <w:trHeight w:val="431" w:hRule="atLeast"/>
@@ -7189,14 +7213,6 @@
       </w:tr>
       <w:tr>
         <w:tblPrEx>
-          <w:tblBorders>
-            <w:top w:val="none" w:color="auto" w:sz="0" w:space="0"/>
-            <w:left w:val="none" w:color="auto" w:sz="0" w:space="0"/>
-            <w:bottom w:val="none" w:color="auto" w:sz="0" w:space="0"/>
-            <w:right w:val="none" w:color="auto" w:sz="0" w:space="0"/>
-            <w:insideH w:val="none" w:color="auto" w:sz="0" w:space="0"/>
-            <w:insideV w:val="none" w:color="auto" w:sz="0" w:space="0"/>
-          </w:tblBorders>
           <w:tblCellMar>
             <w:top w:w="0" w:type="dxa"/>
             <w:left w:w="0" w:type="dxa"/>
@@ -7740,14 +7756,6 @@
       </w:tr>
       <w:tr>
         <w:tblPrEx>
-          <w:tblBorders>
-            <w:top w:val="none" w:color="auto" w:sz="0" w:space="0"/>
-            <w:left w:val="none" w:color="auto" w:sz="0" w:space="0"/>
-            <w:bottom w:val="none" w:color="auto" w:sz="0" w:space="0"/>
-            <w:right w:val="none" w:color="auto" w:sz="0" w:space="0"/>
-            <w:insideH w:val="none" w:color="auto" w:sz="0" w:space="0"/>
-            <w:insideV w:val="none" w:color="auto" w:sz="0" w:space="0"/>
-          </w:tblBorders>
           <w:tblCellMar>
             <w:top w:w="0" w:type="dxa"/>
             <w:left w:w="0" w:type="dxa"/>
@@ -8385,6 +8393,84 @@
             <w:insideH w:val="none" w:color="auto" w:sz="0" w:space="0"/>
             <w:insideV w:val="none" w:color="auto" w:sz="0" w:space="0"/>
           </w:tblBorders>
+        </w:tblPrEx>
+        <w:trPr>
+          <w:trHeight w:val="448" w:hRule="atLeast"/>
+          <w:jc w:val="center"/>
+        </w:trPr>
+        <w:tc>
+          <w:tcPr>
+            <w:tcW w:w="1681" w:type="dxa"/>
+            <w:vAlign w:val="center"/>
+          </w:tcPr>
+          <w:p>
+            <w:pPr>
+              <w:pStyle w:val="258"/>
+              <w:spacing w:before="107"/>
+              <w:ind w:left="50"/>
+              <w:jc w:val="center"/>
+              <w:rPr>
+                <w:rFonts w:hint="default"/>
+                <w:spacing w:val="-2"/>
+                <w:sz w:val="26"/>
+                <w:lang w:val="en-US"/>
+              </w:rPr>
+            </w:pPr>
+            <w:r>
+              <w:rPr>
+                <w:rFonts w:hint="default"/>
+                <w:spacing w:val="-2"/>
+                <w:sz w:val="26"/>
+                <w:lang w:val="en-US"/>
+              </w:rPr>
+              <w:t>Figure 3.4.2</w:t>
+            </w:r>
+          </w:p>
+        </w:tc>
+        <w:tc>
+          <w:tcPr>
+            <w:tcW w:w="3891" w:type="dxa"/>
+            <w:vAlign w:val="center"/>
+          </w:tcPr>
+          <w:p>
+            <w:pPr>
+              <w:pStyle w:val="258"/>
+              <w:bidi w:val="0"/>
+              <w:jc w:val="center"/>
+              <w:rPr>
+                <w:rFonts w:hint="default"/>
+                <w:sz w:val="26"/>
+                <w:szCs w:val="26"/>
+                <w:lang w:val="en-US"/>
+              </w:rPr>
+            </w:pPr>
+            <w:r>
+              <w:rPr>
+                <w:rFonts w:hint="default"/>
+                <w:sz w:val="26"/>
+                <w:szCs w:val="26"/>
+                <w:lang w:val="en-US"/>
+              </w:rPr>
+              <w:t>Activity Diagram</w:t>
+            </w:r>
+          </w:p>
+        </w:tc>
+        <w:tc>
+          <w:tcPr>
+            <w:tcW w:w="2488" w:type="dxa"/>
+            <w:vAlign w:val="center"/>
+          </w:tcPr>
+          <w:p>
+            <w:pPr>
+              <w:spacing w:before="103" w:line="325" w:lineRule="exact"/>
+              <w:ind w:left="0" w:leftChars="0" w:right="0" w:rightChars="0"/>
+              <w:jc w:val="center"/>
+            </w:pPr>
+          </w:p>
+        </w:tc>
+      </w:tr>
+      <w:tr>
+        <w:tblPrEx>
           <w:tblCellMar>
             <w:top w:w="0" w:type="dxa"/>
             <w:left w:w="0" w:type="dxa"/>
@@ -8421,7 +8507,7 @@
                 <w:sz w:val="26"/>
                 <w:lang w:val="en-US"/>
               </w:rPr>
-              <w:t>Figure 3.4.2</w:t>
+              <w:t>Figure 3.4.3</w:t>
             </w:r>
           </w:p>
         </w:tc>
@@ -8449,7 +8535,7 @@
                 <w:szCs w:val="26"/>
                 <w:lang w:val="en-US"/>
               </w:rPr>
-              <w:t>Activity Diagram</w:t>
+              <w:t>Class Diagram</w:t>
             </w:r>
           </w:p>
         </w:tc>
@@ -8513,7 +8599,7 @@
                 <w:sz w:val="26"/>
                 <w:lang w:val="en-US"/>
               </w:rPr>
-              <w:t>Figure 3.4.3</w:t>
+              <w:t>Figure 3.4.4</w:t>
             </w:r>
           </w:p>
         </w:tc>
@@ -8541,7 +8627,7 @@
                 <w:szCs w:val="26"/>
                 <w:lang w:val="en-US"/>
               </w:rPr>
-              <w:t>Class Diagram</w:t>
+              <w:t>Data-Flow Process</w:t>
             </w:r>
           </w:p>
         </w:tc>
@@ -8605,7 +8691,7 @@
                 <w:sz w:val="26"/>
                 <w:lang w:val="en-US"/>
               </w:rPr>
-              <w:t>Figure 3.4.4</w:t>
+              <w:t>Figure 4.3.1</w:t>
             </w:r>
           </w:p>
         </w:tc>
@@ -8620,20 +8706,16 @@
               <w:bidi w:val="0"/>
               <w:jc w:val="center"/>
               <w:rPr>
-                <w:rFonts w:hint="default"/>
                 <w:sz w:val="26"/>
                 <w:szCs w:val="26"/>
-                <w:lang w:val="en-US"/>
               </w:rPr>
             </w:pPr>
             <w:r>
               <w:rPr>
-                <w:rFonts w:hint="default"/>
                 <w:sz w:val="26"/>
                 <w:szCs w:val="26"/>
-                <w:lang w:val="en-US"/>
-              </w:rPr>
-              <w:t>Data-Flow Process</w:t>
+              </w:rPr>
+              <w:t>Importing Libraries</w:t>
             </w:r>
           </w:p>
         </w:tc>
@@ -8697,7 +8779,7 @@
                 <w:sz w:val="26"/>
                 <w:lang w:val="en-US"/>
               </w:rPr>
-              <w:t>Figure 4.3.1</w:t>
+              <w:t>Figure 4.3.2</w:t>
             </w:r>
           </w:p>
         </w:tc>
@@ -8721,7 +8803,7 @@
                 <w:sz w:val="26"/>
                 <w:szCs w:val="26"/>
               </w:rPr>
-              <w:t>Importing Libraries</w:t>
+              <w:t>Data Distribution</w:t>
             </w:r>
           </w:p>
         </w:tc>
@@ -8785,7 +8867,7 @@
                 <w:sz w:val="26"/>
                 <w:lang w:val="en-US"/>
               </w:rPr>
-              <w:t>Figure 4.3.2</w:t>
+              <w:t>Figure 4.3.3</w:t>
             </w:r>
           </w:p>
         </w:tc>
@@ -8809,7 +8891,7 @@
                 <w:sz w:val="26"/>
                 <w:szCs w:val="26"/>
               </w:rPr>
-              <w:t>Data Distribution</w:t>
+              <w:t>Splitting Dataset</w:t>
             </w:r>
           </w:p>
         </w:tc>
@@ -8873,7 +8955,7 @@
                 <w:sz w:val="26"/>
                 <w:lang w:val="en-US"/>
               </w:rPr>
-              <w:t>Figure 4.3.3</w:t>
+              <w:t>Figure 4.3.4</w:t>
             </w:r>
           </w:p>
         </w:tc>
@@ -8897,7 +8979,7 @@
                 <w:sz w:val="26"/>
                 <w:szCs w:val="26"/>
               </w:rPr>
-              <w:t>Splitting Dataset</w:t>
+              <w:t>Decision Tree Accuracy</w:t>
             </w:r>
           </w:p>
         </w:tc>
@@ -8961,7 +9043,7 @@
                 <w:sz w:val="26"/>
                 <w:lang w:val="en-US"/>
               </w:rPr>
-              <w:t>Figure 4.3.4</w:t>
+              <w:t>Figure 4.3.5</w:t>
             </w:r>
           </w:p>
         </w:tc>
@@ -8985,7 +9067,7 @@
                 <w:sz w:val="26"/>
                 <w:szCs w:val="26"/>
               </w:rPr>
-              <w:t>Decision Tree Accuracy</w:t>
+              <w:t>Accuracy vs depth</w:t>
             </w:r>
           </w:p>
         </w:tc>
@@ -9049,7 +9131,7 @@
                 <w:sz w:val="26"/>
                 <w:lang w:val="en-US"/>
               </w:rPr>
-              <w:t>Figure 4.3.5</w:t>
+              <w:t>Figure 4.3.6</w:t>
             </w:r>
           </w:p>
         </w:tc>
@@ -9073,7 +9155,106 @@
                 <w:sz w:val="26"/>
                 <w:szCs w:val="26"/>
               </w:rPr>
-              <w:t>Accuracy vs depth</w:t>
+              <w:t>Random Forest</w:t>
+            </w:r>
+          </w:p>
+        </w:tc>
+        <w:tc>
+          <w:tcPr>
+            <w:tcW w:w="2488" w:type="dxa"/>
+            <w:vAlign w:val="center"/>
+          </w:tcPr>
+          <w:p>
+            <w:pPr>
+              <w:spacing w:before="103" w:line="325" w:lineRule="exact"/>
+              <w:ind w:left="0" w:leftChars="0" w:right="0" w:rightChars="0"/>
+              <w:jc w:val="center"/>
+            </w:pPr>
+          </w:p>
+        </w:tc>
+      </w:tr>
+      <w:tr>
+        <w:tblPrEx>
+          <w:tblBorders>
+            <w:top w:val="none" w:color="auto" w:sz="0" w:space="0"/>
+            <w:left w:val="none" w:color="auto" w:sz="0" w:space="0"/>
+            <w:bottom w:val="none" w:color="auto" w:sz="0" w:space="0"/>
+            <w:right w:val="none" w:color="auto" w:sz="0" w:space="0"/>
+            <w:insideH w:val="none" w:color="auto" w:sz="0" w:space="0"/>
+            <w:insideV w:val="none" w:color="auto" w:sz="0" w:space="0"/>
+          </w:tblBorders>
+          <w:tblCellMar>
+            <w:top w:w="0" w:type="dxa"/>
+            <w:left w:w="0" w:type="dxa"/>
+            <w:bottom w:w="0" w:type="dxa"/>
+            <w:right w:w="0" w:type="dxa"/>
+          </w:tblCellMar>
+        </w:tblPrEx>
+        <w:trPr>
+          <w:trHeight w:val="692" w:hRule="atLeast"/>
+          <w:jc w:val="center"/>
+        </w:trPr>
+        <w:tc>
+          <w:tcPr>
+            <w:tcW w:w="1681" w:type="dxa"/>
+            <w:vAlign w:val="center"/>
+          </w:tcPr>
+          <w:p>
+            <w:pPr>
+              <w:pStyle w:val="258"/>
+              <w:spacing w:before="107"/>
+              <w:ind w:left="50"/>
+              <w:jc w:val="center"/>
+              <w:rPr>
+                <w:rFonts w:hint="default"/>
+                <w:spacing w:val="-2"/>
+                <w:sz w:val="26"/>
+                <w:lang w:val="en-US"/>
+              </w:rPr>
+            </w:pPr>
+            <w:r>
+              <w:rPr>
+                <w:rFonts w:hint="default"/>
+                <w:spacing w:val="-2"/>
+                <w:sz w:val="26"/>
+                <w:lang w:val="en-US"/>
+              </w:rPr>
+              <w:t>Figure 4.3.7</w:t>
+            </w:r>
+            <w:bookmarkStart w:id="1" w:name="_GoBack"/>
+            <w:bookmarkEnd w:id="1"/>
+          </w:p>
+        </w:tc>
+        <w:tc>
+          <w:tcPr>
+            <w:tcW w:w="3891" w:type="dxa"/>
+            <w:vAlign w:val="center"/>
+          </w:tcPr>
+          <w:p>
+            <w:pPr>
+              <w:pStyle w:val="258"/>
+              <w:bidi w:val="0"/>
+              <w:jc w:val="center"/>
+              <w:rPr>
+                <w:sz w:val="26"/>
+                <w:szCs w:val="26"/>
+              </w:rPr>
+            </w:pPr>
+            <w:r>
+              <w:rPr>
+                <w:rFonts w:hint="default"/>
+                <w:sz w:val="26"/>
+                <w:szCs w:val="26"/>
+                <w:lang w:val="en-US"/>
+              </w:rPr>
+              <w:t xml:space="preserve">Training </w:t>
+            </w:r>
+            <w:r>
+              <w:rPr>
+                <w:sz w:val="26"/>
+                <w:szCs w:val="26"/>
+              </w:rPr>
+              <w:t>Accuracy vs Test Accuracy</w:t>
             </w:r>
           </w:p>
         </w:tc>
@@ -9137,7 +9318,7 @@
                 <w:sz w:val="26"/>
                 <w:lang w:val="en-US"/>
               </w:rPr>
-              <w:t>Figure 4.3.6</w:t>
+              <w:t>Figure 4.3.8</w:t>
             </w:r>
           </w:p>
         </w:tc>
@@ -9161,7 +9342,104 @@
                 <w:sz w:val="26"/>
                 <w:szCs w:val="26"/>
               </w:rPr>
-              <w:t>Random Forest</w:t>
+              <w:t>Gradient Boost Classifier</w:t>
+            </w:r>
+          </w:p>
+        </w:tc>
+        <w:tc>
+          <w:tcPr>
+            <w:tcW w:w="2488" w:type="dxa"/>
+            <w:vAlign w:val="center"/>
+          </w:tcPr>
+          <w:p>
+            <w:pPr>
+              <w:spacing w:before="103" w:line="325" w:lineRule="exact"/>
+              <w:ind w:left="0" w:leftChars="0" w:right="0" w:rightChars="0"/>
+              <w:jc w:val="center"/>
+            </w:pPr>
+          </w:p>
+        </w:tc>
+      </w:tr>
+      <w:tr>
+        <w:tblPrEx>
+          <w:tblBorders>
+            <w:top w:val="none" w:color="auto" w:sz="0" w:space="0"/>
+            <w:left w:val="none" w:color="auto" w:sz="0" w:space="0"/>
+            <w:bottom w:val="none" w:color="auto" w:sz="0" w:space="0"/>
+            <w:right w:val="none" w:color="auto" w:sz="0" w:space="0"/>
+            <w:insideH w:val="none" w:color="auto" w:sz="0" w:space="0"/>
+            <w:insideV w:val="none" w:color="auto" w:sz="0" w:space="0"/>
+          </w:tblBorders>
+          <w:tblCellMar>
+            <w:top w:w="0" w:type="dxa"/>
+            <w:left w:w="0" w:type="dxa"/>
+            <w:bottom w:w="0" w:type="dxa"/>
+            <w:right w:w="0" w:type="dxa"/>
+          </w:tblCellMar>
+        </w:tblPrEx>
+        <w:trPr>
+          <w:trHeight w:val="693" w:hRule="atLeast"/>
+          <w:jc w:val="center"/>
+        </w:trPr>
+        <w:tc>
+          <w:tcPr>
+            <w:tcW w:w="1681" w:type="dxa"/>
+            <w:vAlign w:val="center"/>
+          </w:tcPr>
+          <w:p>
+            <w:pPr>
+              <w:pStyle w:val="258"/>
+              <w:spacing w:before="107"/>
+              <w:ind w:left="50"/>
+              <w:jc w:val="center"/>
+              <w:rPr>
+                <w:rFonts w:hint="default"/>
+                <w:spacing w:val="-2"/>
+                <w:sz w:val="26"/>
+                <w:lang w:val="en-US"/>
+              </w:rPr>
+            </w:pPr>
+            <w:r>
+              <w:rPr>
+                <w:rFonts w:hint="default"/>
+                <w:spacing w:val="-2"/>
+                <w:sz w:val="26"/>
+                <w:lang w:val="en-US"/>
+              </w:rPr>
+              <w:t>Figure 4.3.9</w:t>
+            </w:r>
+          </w:p>
+        </w:tc>
+        <w:tc>
+          <w:tcPr>
+            <w:tcW w:w="3891" w:type="dxa"/>
+            <w:vAlign w:val="center"/>
+          </w:tcPr>
+          <w:p>
+            <w:pPr>
+              <w:pStyle w:val="258"/>
+              <w:bidi w:val="0"/>
+              <w:jc w:val="center"/>
+              <w:rPr>
+                <w:sz w:val="26"/>
+                <w:szCs w:val="26"/>
+              </w:rPr>
+            </w:pPr>
+            <w:r>
+              <w:rPr>
+                <w:rFonts w:hint="default"/>
+                <w:sz w:val="26"/>
+                <w:szCs w:val="26"/>
+                <w:lang w:val="en-US"/>
+              </w:rPr>
+              <w:t xml:space="preserve">Training </w:t>
+            </w:r>
+            <w:r>
+              <w:rPr>
+                <w:sz w:val="26"/>
+                <w:szCs w:val="26"/>
+              </w:rPr>
+              <w:t>Accuracy vs Test Accuracy</w:t>
             </w:r>
           </w:p>
         </w:tc>
@@ -9225,7 +9503,7 @@
                 <w:sz w:val="26"/>
                 <w:lang w:val="en-US"/>
               </w:rPr>
-              <w:t>Figure 4.3.7</w:t>
+              <w:t>Figure 4.3.10</w:t>
             </w:r>
           </w:p>
         </w:tc>
@@ -9249,7 +9527,7 @@
                 <w:sz w:val="26"/>
                 <w:szCs w:val="26"/>
               </w:rPr>
-              <w:t>Accuracy vs Test Accuracy</w:t>
+              <w:t>Multi Layer Accuracy</w:t>
             </w:r>
           </w:p>
         </w:tc>
@@ -9313,7 +9591,7 @@
                 <w:sz w:val="26"/>
                 <w:lang w:val="en-US"/>
               </w:rPr>
-              <w:t>Figure 4.3.8</w:t>
+              <w:t>Figure 4.3.11</w:t>
             </w:r>
           </w:p>
         </w:tc>
@@ -9337,87 +9615,7 @@
                 <w:sz w:val="26"/>
                 <w:szCs w:val="26"/>
               </w:rPr>
-              <w:t>Gradient Boost Classifier</w:t>
-            </w:r>
-          </w:p>
-        </w:tc>
-        <w:tc>
-          <w:tcPr>
-            <w:tcW w:w="2488" w:type="dxa"/>
-            <w:vAlign w:val="center"/>
-          </w:tcPr>
-          <w:p>
-            <w:pPr>
-              <w:spacing w:before="103" w:line="325" w:lineRule="exact"/>
-              <w:ind w:left="0" w:leftChars="0" w:right="0" w:rightChars="0"/>
-              <w:jc w:val="center"/>
-            </w:pPr>
-          </w:p>
-        </w:tc>
-      </w:tr>
-      <w:tr>
-        <w:tblPrEx>
-          <w:tblCellMar>
-            <w:top w:w="0" w:type="dxa"/>
-            <w:left w:w="0" w:type="dxa"/>
-            <w:bottom w:w="0" w:type="dxa"/>
-            <w:right w:w="0" w:type="dxa"/>
-          </w:tblCellMar>
-        </w:tblPrEx>
-        <w:trPr>
-          <w:trHeight w:val="448" w:hRule="atLeast"/>
-          <w:jc w:val="center"/>
-        </w:trPr>
-        <w:tc>
-          <w:tcPr>
-            <w:tcW w:w="1681" w:type="dxa"/>
-            <w:vAlign w:val="center"/>
-          </w:tcPr>
-          <w:p>
-            <w:pPr>
-              <w:pStyle w:val="258"/>
-              <w:spacing w:before="107"/>
-              <w:ind w:left="50"/>
-              <w:jc w:val="center"/>
-              <w:rPr>
-                <w:rFonts w:hint="default"/>
-                <w:spacing w:val="-2"/>
-                <w:sz w:val="26"/>
-                <w:lang w:val="en-US"/>
-              </w:rPr>
-            </w:pPr>
-            <w:r>
-              <w:rPr>
-                <w:rFonts w:hint="default"/>
-                <w:spacing w:val="-2"/>
-                <w:sz w:val="26"/>
-                <w:lang w:val="en-US"/>
-              </w:rPr>
-              <w:t>Figure 4.3.9</w:t>
-            </w:r>
-          </w:p>
-        </w:tc>
-        <w:tc>
-          <w:tcPr>
-            <w:tcW w:w="3891" w:type="dxa"/>
-            <w:vAlign w:val="center"/>
-          </w:tcPr>
-          <w:p>
-            <w:pPr>
-              <w:pStyle w:val="258"/>
-              <w:bidi w:val="0"/>
-              <w:jc w:val="center"/>
-              <w:rPr>
-                <w:sz w:val="26"/>
-                <w:szCs w:val="26"/>
-              </w:rPr>
-            </w:pPr>
-            <w:r>
-              <w:rPr>
-                <w:sz w:val="26"/>
-                <w:szCs w:val="26"/>
-              </w:rPr>
-              <w:t>Accuracy vs Test Accuracy</w:t>
+              <w:t>Naive Bayes Accuracy</w:t>
             </w:r>
           </w:p>
         </w:tc>
@@ -9481,7 +9679,7 @@
                 <w:sz w:val="26"/>
                 <w:lang w:val="en-US"/>
               </w:rPr>
-              <w:t>Figure 4.3.10</w:t>
+              <w:t>Figure 4.3.12</w:t>
             </w:r>
           </w:p>
         </w:tc>
@@ -9505,7 +9703,7 @@
                 <w:sz w:val="26"/>
                 <w:szCs w:val="26"/>
               </w:rPr>
-              <w:t>Multi Layer Accuracy</w:t>
+              <w:t>SVM Accuracy</w:t>
             </w:r>
           </w:p>
         </w:tc>
@@ -9569,7 +9767,7 @@
                 <w:sz w:val="26"/>
                 <w:lang w:val="en-US"/>
               </w:rPr>
-              <w:t>Figure 4.3.11</w:t>
+              <w:t>Figure 4.3.13</w:t>
             </w:r>
           </w:p>
         </w:tc>
@@ -9593,7 +9791,95 @@
                 <w:sz w:val="26"/>
                 <w:szCs w:val="26"/>
               </w:rPr>
-              <w:t>Naive Bayes Accuracy</w:t>
+              <w:t>KNN Accuracy</w:t>
+            </w:r>
+          </w:p>
+        </w:tc>
+        <w:tc>
+          <w:tcPr>
+            <w:tcW w:w="2488" w:type="dxa"/>
+            <w:vAlign w:val="center"/>
+          </w:tcPr>
+          <w:p>
+            <w:pPr>
+              <w:spacing w:before="103" w:line="325" w:lineRule="exact"/>
+              <w:ind w:left="0" w:leftChars="0" w:right="0" w:rightChars="0"/>
+              <w:jc w:val="center"/>
+            </w:pPr>
+          </w:p>
+        </w:tc>
+      </w:tr>
+      <w:tr>
+        <w:tblPrEx>
+          <w:tblBorders>
+            <w:top w:val="none" w:color="auto" w:sz="0" w:space="0"/>
+            <w:left w:val="none" w:color="auto" w:sz="0" w:space="0"/>
+            <w:bottom w:val="none" w:color="auto" w:sz="0" w:space="0"/>
+            <w:right w:val="none" w:color="auto" w:sz="0" w:space="0"/>
+            <w:insideH w:val="none" w:color="auto" w:sz="0" w:space="0"/>
+            <w:insideV w:val="none" w:color="auto" w:sz="0" w:space="0"/>
+          </w:tblBorders>
+          <w:tblCellMar>
+            <w:top w:w="0" w:type="dxa"/>
+            <w:left w:w="0" w:type="dxa"/>
+            <w:bottom w:w="0" w:type="dxa"/>
+            <w:right w:w="0" w:type="dxa"/>
+          </w:tblCellMar>
+        </w:tblPrEx>
+        <w:trPr>
+          <w:trHeight w:val="693" w:hRule="atLeast"/>
+          <w:jc w:val="center"/>
+        </w:trPr>
+        <w:tc>
+          <w:tcPr>
+            <w:tcW w:w="1681" w:type="dxa"/>
+            <w:vAlign w:val="center"/>
+          </w:tcPr>
+          <w:p>
+            <w:pPr>
+              <w:pStyle w:val="258"/>
+              <w:spacing w:before="107"/>
+              <w:ind w:left="50"/>
+              <w:jc w:val="center"/>
+              <w:rPr>
+                <w:rFonts w:hint="default"/>
+                <w:spacing w:val="-2"/>
+                <w:sz w:val="26"/>
+                <w:lang w:val="en-US"/>
+              </w:rPr>
+            </w:pPr>
+            <w:r>
+              <w:rPr>
+                <w:rFonts w:hint="default"/>
+                <w:spacing w:val="-2"/>
+                <w:sz w:val="26"/>
+                <w:lang w:val="en-US"/>
+              </w:rPr>
+              <w:t>Figure 4.3.14</w:t>
+            </w:r>
+          </w:p>
+        </w:tc>
+        <w:tc>
+          <w:tcPr>
+            <w:tcW w:w="3891" w:type="dxa"/>
+            <w:vAlign w:val="center"/>
+          </w:tcPr>
+          <w:p>
+            <w:pPr>
+              <w:pStyle w:val="258"/>
+              <w:bidi w:val="0"/>
+              <w:jc w:val="center"/>
+              <w:rPr>
+                <w:sz w:val="26"/>
+                <w:szCs w:val="26"/>
+              </w:rPr>
+            </w:pPr>
+            <w:r>
+              <w:rPr>
+                <w:sz w:val="26"/>
+                <w:szCs w:val="26"/>
+              </w:rPr>
+              <w:t>Training Accuracy vs Test Accuracy</w:t>
             </w:r>
           </w:p>
         </w:tc>
@@ -9657,7 +9943,7 @@
                 <w:sz w:val="26"/>
                 <w:lang w:val="en-US"/>
               </w:rPr>
-              <w:t>Figure 4.3.12</w:t>
+              <w:t>Figure 4.3.15</w:t>
             </w:r>
           </w:p>
         </w:tc>
@@ -9681,7 +9967,7 @@
                 <w:sz w:val="26"/>
                 <w:szCs w:val="26"/>
               </w:rPr>
-              <w:t>SVM Accuracy</w:t>
+              <w:t>Logistic Regression Accuracy</w:t>
             </w:r>
           </w:p>
         </w:tc>
@@ -9745,7 +10031,7 @@
                 <w:sz w:val="26"/>
                 <w:lang w:val="en-US"/>
               </w:rPr>
-              <w:t>Figure 4.3.13</w:t>
+              <w:t>Figure 4.3.16</w:t>
             </w:r>
           </w:p>
         </w:tc>
@@ -9769,7 +10055,89 @@
                 <w:sz w:val="26"/>
                 <w:szCs w:val="26"/>
               </w:rPr>
-              <w:t>KNN Accuracy</w:t>
+              <w:t>Saving the Model</w:t>
+            </w:r>
+          </w:p>
+        </w:tc>
+        <w:tc>
+          <w:tcPr>
+            <w:tcW w:w="2488" w:type="dxa"/>
+            <w:vAlign w:val="center"/>
+          </w:tcPr>
+          <w:p>
+            <w:pPr>
+              <w:spacing w:before="103" w:line="325" w:lineRule="exact"/>
+              <w:ind w:left="0" w:leftChars="0" w:right="0" w:rightChars="0"/>
+              <w:jc w:val="center"/>
+            </w:pPr>
+          </w:p>
+        </w:tc>
+      </w:tr>
+      <w:tr>
+        <w:tblPrEx>
+          <w:tblBorders>
+            <w:top w:val="none" w:color="auto" w:sz="0" w:space="0"/>
+            <w:left w:val="none" w:color="auto" w:sz="0" w:space="0"/>
+            <w:bottom w:val="none" w:color="auto" w:sz="0" w:space="0"/>
+            <w:right w:val="none" w:color="auto" w:sz="0" w:space="0"/>
+            <w:insideH w:val="none" w:color="auto" w:sz="0" w:space="0"/>
+            <w:insideV w:val="none" w:color="auto" w:sz="0" w:space="0"/>
+          </w:tblBorders>
+        </w:tblPrEx>
+        <w:trPr>
+          <w:trHeight w:val="448" w:hRule="atLeast"/>
+          <w:jc w:val="center"/>
+        </w:trPr>
+        <w:tc>
+          <w:tcPr>
+            <w:tcW w:w="1681" w:type="dxa"/>
+            <w:vAlign w:val="center"/>
+          </w:tcPr>
+          <w:p>
+            <w:pPr>
+              <w:pStyle w:val="258"/>
+              <w:spacing w:before="107"/>
+              <w:ind w:left="50"/>
+              <w:jc w:val="center"/>
+              <w:rPr>
+                <w:rFonts w:hint="default"/>
+                <w:spacing w:val="-2"/>
+                <w:sz w:val="26"/>
+                <w:lang w:val="en-US"/>
+              </w:rPr>
+            </w:pPr>
+            <w:r>
+              <w:rPr>
+                <w:rFonts w:hint="default"/>
+                <w:spacing w:val="-2"/>
+                <w:sz w:val="26"/>
+                <w:lang w:val="en-US"/>
+              </w:rPr>
+              <w:t>Figure 4.3.17</w:t>
+            </w:r>
+          </w:p>
+        </w:tc>
+        <w:tc>
+          <w:tcPr>
+            <w:tcW w:w="3891" w:type="dxa"/>
+            <w:vAlign w:val="center"/>
+          </w:tcPr>
+          <w:p>
+            <w:pPr>
+              <w:pStyle w:val="258"/>
+              <w:bidi w:val="0"/>
+              <w:jc w:val="center"/>
+              <w:rPr>
+                <w:sz w:val="26"/>
+                <w:szCs w:val="26"/>
+              </w:rPr>
+            </w:pPr>
+            <w:r>
+              <w:rPr>
+                <w:sz w:val="26"/>
+                <w:szCs w:val="26"/>
+              </w:rPr>
+              <w:t>UI</w:t>
             </w:r>
           </w:p>
         </w:tc>
@@ -9833,7 +10201,7 @@
                 <w:sz w:val="26"/>
                 <w:lang w:val="en-US"/>
               </w:rPr>
-              <w:t>Figure 4.3.14</w:t>
+              <w:t>Figure 4.3.18</w:t>
             </w:r>
           </w:p>
         </w:tc>
@@ -9857,7 +10225,7 @@
                 <w:sz w:val="26"/>
                 <w:szCs w:val="26"/>
               </w:rPr>
-              <w:t>Training Accuracy vs Test Accuracy</w:t>
+              <w:t>Dataset Features</w:t>
             </w:r>
           </w:p>
         </w:tc>
@@ -9921,7 +10289,7 @@
                 <w:sz w:val="26"/>
                 <w:lang w:val="en-US"/>
               </w:rPr>
-              <w:t>Figure 4.3.15</w:t>
+              <w:t>Figure 4.3.19</w:t>
             </w:r>
           </w:p>
         </w:tc>
@@ -9945,7 +10313,7 @@
                 <w:sz w:val="26"/>
                 <w:szCs w:val="26"/>
               </w:rPr>
-              <w:t>Logistic Regression Accuracy</w:t>
+              <w:t>Heat Map</w:t>
             </w:r>
           </w:p>
         </w:tc>
@@ -10009,7 +10377,7 @@
                 <w:sz w:val="26"/>
                 <w:lang w:val="en-US"/>
               </w:rPr>
-              <w:t>Figure 4.3.16</w:t>
+              <w:t>Figure 4.3.20</w:t>
             </w:r>
           </w:p>
         </w:tc>
@@ -10033,7 +10401,7 @@
                 <w:sz w:val="26"/>
                 <w:szCs w:val="26"/>
               </w:rPr>
-              <w:t>Saving the Model</w:t>
+              <w:t>Feature Importance</w:t>
             </w:r>
           </w:p>
         </w:tc>
@@ -10097,7 +10465,7 @@
                 <w:sz w:val="26"/>
                 <w:lang w:val="en-US"/>
               </w:rPr>
-              <w:t>Figure 4.3.17</w:t>
+              <w:t>Figure 4.3.21</w:t>
             </w:r>
           </w:p>
         </w:tc>
@@ -10121,7 +10489,7 @@
                 <w:sz w:val="26"/>
                 <w:szCs w:val="26"/>
               </w:rPr>
-              <w:t>UI</w:t>
+              <w:t>Pair Plot of Features</w:t>
             </w:r>
           </w:p>
         </w:tc>
@@ -10185,7 +10553,7 @@
                 <w:sz w:val="26"/>
                 <w:lang w:val="en-US"/>
               </w:rPr>
-              <w:t>Figure 4.3.18</w:t>
+              <w:t>Figure 4.3.22</w:t>
             </w:r>
           </w:p>
         </w:tc>
@@ -10209,7 +10577,7 @@
                 <w:sz w:val="26"/>
                 <w:szCs w:val="26"/>
               </w:rPr>
-              <w:t>Dataset Features</w:t>
+              <w:t>Pie Chart Phishing Count</w:t>
             </w:r>
           </w:p>
         </w:tc>
@@ -10273,7 +10641,7 @@
                 <w:sz w:val="26"/>
                 <w:lang w:val="en-US"/>
               </w:rPr>
-              <w:t>Figure 4.3.19</w:t>
+              <w:t>Figure 4.3.23</w:t>
             </w:r>
           </w:p>
         </w:tc>
@@ -10297,7 +10665,7 @@
                 <w:sz w:val="26"/>
                 <w:szCs w:val="26"/>
               </w:rPr>
-              <w:t>Heat Map</w:t>
+              <w:t>Final Accuracy</w:t>
             </w:r>
           </w:p>
         </w:tc>
@@ -10361,7 +10729,7 @@
                 <w:sz w:val="26"/>
                 <w:lang w:val="en-US"/>
               </w:rPr>
-              <w:t>Figure 4.3.20</w:t>
+              <w:t>Figure 4.3.24</w:t>
             </w:r>
           </w:p>
         </w:tc>
@@ -10376,16 +10744,20 @@
               <w:bidi w:val="0"/>
               <w:jc w:val="center"/>
               <w:rPr>
+                <w:rFonts w:hint="default"/>
                 <w:sz w:val="26"/>
                 <w:szCs w:val="26"/>
+                <w:lang w:val="en-US"/>
               </w:rPr>
             </w:pPr>
             <w:r>
               <w:rPr>
+                <w:rFonts w:hint="default"/>
                 <w:sz w:val="26"/>
                 <w:szCs w:val="26"/>
-              </w:rPr>
-              <w:t>Feature Importance</w:t>
+                <w:lang w:val="en-US"/>
+              </w:rPr>
+              <w:t>PhishApi GitHub Page</w:t>
             </w:r>
           </w:p>
         </w:tc>
@@ -10449,7 +10821,7 @@
                 <w:sz w:val="26"/>
                 <w:lang w:val="en-US"/>
               </w:rPr>
-              <w:t>Figure 4.3.21</w:t>
+              <w:t>Figure 4.3.25</w:t>
             </w:r>
           </w:p>
         </w:tc>
@@ -10464,16 +10836,20 @@
               <w:bidi w:val="0"/>
               <w:jc w:val="center"/>
               <w:rPr>
+                <w:rFonts w:hint="default"/>
                 <w:sz w:val="26"/>
                 <w:szCs w:val="26"/>
+                <w:lang w:val="en-US"/>
               </w:rPr>
             </w:pPr>
             <w:r>
               <w:rPr>
+                <w:rFonts w:hint="default"/>
                 <w:sz w:val="26"/>
                 <w:szCs w:val="26"/>
-              </w:rPr>
-              <w:t>Pair Plot of Features</w:t>
+                <w:lang w:val="en-US"/>
+              </w:rPr>
+              <w:t>PhishGuard GitHub Page</w:t>
             </w:r>
           </w:p>
         </w:tc>
@@ -10537,7 +10913,7 @@
                 <w:sz w:val="26"/>
                 <w:lang w:val="en-US"/>
               </w:rPr>
-              <w:t>Figure 4.3.22</w:t>
+              <w:t>Figure 4.3.26</w:t>
             </w:r>
           </w:p>
         </w:tc>
@@ -10552,16 +10928,20 @@
               <w:bidi w:val="0"/>
               <w:jc w:val="center"/>
               <w:rPr>
+                <w:rFonts w:hint="default"/>
                 <w:sz w:val="26"/>
                 <w:szCs w:val="26"/>
+                <w:lang w:val="en-US"/>
               </w:rPr>
             </w:pPr>
             <w:r>
               <w:rPr>
+                <w:rFonts w:hint="default"/>
                 <w:sz w:val="26"/>
                 <w:szCs w:val="26"/>
-              </w:rPr>
-              <w:t>Pie Chart Phishing Count</w:t>
+                <w:lang w:val="en-US"/>
+              </w:rPr>
+              <w:t>PhishApi Render Instance</w:t>
             </w:r>
           </w:p>
         </w:tc>
@@ -10625,374 +11005,8 @@
                 <w:sz w:val="26"/>
                 <w:lang w:val="en-US"/>
               </w:rPr>
-              <w:t>Figure 4.3.23</w:t>
-            </w:r>
-          </w:p>
-        </w:tc>
-        <w:tc>
-          <w:tcPr>
-            <w:tcW w:w="3891" w:type="dxa"/>
-            <w:vAlign w:val="center"/>
-          </w:tcPr>
-          <w:p>
-            <w:pPr>
-              <w:pStyle w:val="258"/>
-              <w:bidi w:val="0"/>
-              <w:jc w:val="center"/>
-              <w:rPr>
-                <w:sz w:val="26"/>
-                <w:szCs w:val="26"/>
-              </w:rPr>
-            </w:pPr>
-            <w:r>
-              <w:rPr>
-                <w:sz w:val="26"/>
-                <w:szCs w:val="26"/>
-              </w:rPr>
-              <w:t>Final Accuracy</w:t>
-            </w:r>
-          </w:p>
-        </w:tc>
-        <w:tc>
-          <w:tcPr>
-            <w:tcW w:w="2488" w:type="dxa"/>
-            <w:vAlign w:val="center"/>
-          </w:tcPr>
-          <w:p>
-            <w:pPr>
-              <w:spacing w:before="103" w:line="325" w:lineRule="exact"/>
-              <w:ind w:left="0" w:leftChars="0" w:right="0" w:rightChars="0"/>
-              <w:jc w:val="center"/>
-            </w:pPr>
-          </w:p>
-        </w:tc>
-      </w:tr>
-      <w:tr>
-        <w:tblPrEx>
-          <w:tblBorders>
-            <w:top w:val="none" w:color="auto" w:sz="0" w:space="0"/>
-            <w:left w:val="none" w:color="auto" w:sz="0" w:space="0"/>
-            <w:bottom w:val="none" w:color="auto" w:sz="0" w:space="0"/>
-            <w:right w:val="none" w:color="auto" w:sz="0" w:space="0"/>
-            <w:insideH w:val="none" w:color="auto" w:sz="0" w:space="0"/>
-            <w:insideV w:val="none" w:color="auto" w:sz="0" w:space="0"/>
-          </w:tblBorders>
-          <w:tblCellMar>
-            <w:top w:w="0" w:type="dxa"/>
-            <w:left w:w="0" w:type="dxa"/>
-            <w:bottom w:w="0" w:type="dxa"/>
-            <w:right w:w="0" w:type="dxa"/>
-          </w:tblCellMar>
-        </w:tblPrEx>
-        <w:trPr>
-          <w:trHeight w:val="448" w:hRule="atLeast"/>
-          <w:jc w:val="center"/>
-        </w:trPr>
-        <w:tc>
-          <w:tcPr>
-            <w:tcW w:w="1681" w:type="dxa"/>
-            <w:vAlign w:val="center"/>
-          </w:tcPr>
-          <w:p>
-            <w:pPr>
-              <w:pStyle w:val="258"/>
-              <w:spacing w:before="107"/>
-              <w:ind w:left="50"/>
-              <w:jc w:val="center"/>
-              <w:rPr>
-                <w:rFonts w:hint="default"/>
-                <w:spacing w:val="-2"/>
-                <w:sz w:val="26"/>
-                <w:lang w:val="en-US"/>
-              </w:rPr>
-            </w:pPr>
-            <w:r>
-              <w:rPr>
-                <w:rFonts w:hint="default"/>
-                <w:spacing w:val="-2"/>
-                <w:sz w:val="26"/>
-                <w:lang w:val="en-US"/>
-              </w:rPr>
-              <w:t>Figure 4.3.24</w:t>
-            </w:r>
-          </w:p>
-        </w:tc>
-        <w:tc>
-          <w:tcPr>
-            <w:tcW w:w="3891" w:type="dxa"/>
-            <w:vAlign w:val="center"/>
-          </w:tcPr>
-          <w:p>
-            <w:pPr>
-              <w:pStyle w:val="258"/>
-              <w:bidi w:val="0"/>
-              <w:jc w:val="center"/>
-              <w:rPr>
-                <w:rFonts w:hint="default"/>
-                <w:sz w:val="26"/>
-                <w:szCs w:val="26"/>
-                <w:lang w:val="en-US"/>
-              </w:rPr>
-            </w:pPr>
-            <w:r>
-              <w:rPr>
-                <w:rFonts w:hint="default"/>
-                <w:sz w:val="26"/>
-                <w:szCs w:val="26"/>
-                <w:lang w:val="en-US"/>
-              </w:rPr>
-              <w:t>PhishApi GitHub Page</w:t>
-            </w:r>
-          </w:p>
-        </w:tc>
-        <w:tc>
-          <w:tcPr>
-            <w:tcW w:w="2488" w:type="dxa"/>
-            <w:vAlign w:val="center"/>
-          </w:tcPr>
-          <w:p>
-            <w:pPr>
-              <w:spacing w:before="103" w:line="325" w:lineRule="exact"/>
-              <w:ind w:left="0" w:leftChars="0" w:right="0" w:rightChars="0"/>
-              <w:jc w:val="center"/>
-            </w:pPr>
-          </w:p>
-        </w:tc>
-      </w:tr>
-      <w:tr>
-        <w:tblPrEx>
-          <w:tblBorders>
-            <w:top w:val="none" w:color="auto" w:sz="0" w:space="0"/>
-            <w:left w:val="none" w:color="auto" w:sz="0" w:space="0"/>
-            <w:bottom w:val="none" w:color="auto" w:sz="0" w:space="0"/>
-            <w:right w:val="none" w:color="auto" w:sz="0" w:space="0"/>
-            <w:insideH w:val="none" w:color="auto" w:sz="0" w:space="0"/>
-            <w:insideV w:val="none" w:color="auto" w:sz="0" w:space="0"/>
-          </w:tblBorders>
-          <w:tblCellMar>
-            <w:top w:w="0" w:type="dxa"/>
-            <w:left w:w="0" w:type="dxa"/>
-            <w:bottom w:w="0" w:type="dxa"/>
-            <w:right w:w="0" w:type="dxa"/>
-          </w:tblCellMar>
-        </w:tblPrEx>
-        <w:trPr>
-          <w:trHeight w:val="448" w:hRule="atLeast"/>
-          <w:jc w:val="center"/>
-        </w:trPr>
-        <w:tc>
-          <w:tcPr>
-            <w:tcW w:w="1681" w:type="dxa"/>
-            <w:vAlign w:val="center"/>
-          </w:tcPr>
-          <w:p>
-            <w:pPr>
-              <w:pStyle w:val="258"/>
-              <w:spacing w:before="107"/>
-              <w:ind w:left="50"/>
-              <w:jc w:val="center"/>
-              <w:rPr>
-                <w:rFonts w:hint="default"/>
-                <w:spacing w:val="-2"/>
-                <w:sz w:val="26"/>
-                <w:lang w:val="en-US"/>
-              </w:rPr>
-            </w:pPr>
-            <w:r>
-              <w:rPr>
-                <w:rFonts w:hint="default"/>
-                <w:spacing w:val="-2"/>
-                <w:sz w:val="26"/>
-                <w:lang w:val="en-US"/>
-              </w:rPr>
-              <w:t>Figure 4.3.25</w:t>
-            </w:r>
-          </w:p>
-        </w:tc>
-        <w:tc>
-          <w:tcPr>
-            <w:tcW w:w="3891" w:type="dxa"/>
-            <w:vAlign w:val="center"/>
-          </w:tcPr>
-          <w:p>
-            <w:pPr>
-              <w:pStyle w:val="258"/>
-              <w:bidi w:val="0"/>
-              <w:jc w:val="center"/>
-              <w:rPr>
-                <w:rFonts w:hint="default"/>
-                <w:sz w:val="26"/>
-                <w:szCs w:val="26"/>
-                <w:lang w:val="en-US"/>
-              </w:rPr>
-            </w:pPr>
-            <w:r>
-              <w:rPr>
-                <w:rFonts w:hint="default"/>
-                <w:sz w:val="26"/>
-                <w:szCs w:val="26"/>
-                <w:lang w:val="en-US"/>
-              </w:rPr>
-              <w:t>PhishGuard GitHub Page</w:t>
-            </w:r>
-          </w:p>
-        </w:tc>
-        <w:tc>
-          <w:tcPr>
-            <w:tcW w:w="2488" w:type="dxa"/>
-            <w:vAlign w:val="center"/>
-          </w:tcPr>
-          <w:p>
-            <w:pPr>
-              <w:spacing w:before="103" w:line="325" w:lineRule="exact"/>
-              <w:ind w:left="0" w:leftChars="0" w:right="0" w:rightChars="0"/>
-              <w:jc w:val="center"/>
-            </w:pPr>
-          </w:p>
-        </w:tc>
-      </w:tr>
-      <w:tr>
-        <w:tblPrEx>
-          <w:tblBorders>
-            <w:top w:val="none" w:color="auto" w:sz="0" w:space="0"/>
-            <w:left w:val="none" w:color="auto" w:sz="0" w:space="0"/>
-            <w:bottom w:val="none" w:color="auto" w:sz="0" w:space="0"/>
-            <w:right w:val="none" w:color="auto" w:sz="0" w:space="0"/>
-            <w:insideH w:val="none" w:color="auto" w:sz="0" w:space="0"/>
-            <w:insideV w:val="none" w:color="auto" w:sz="0" w:space="0"/>
-          </w:tblBorders>
-          <w:tblCellMar>
-            <w:top w:w="0" w:type="dxa"/>
-            <w:left w:w="0" w:type="dxa"/>
-            <w:bottom w:w="0" w:type="dxa"/>
-            <w:right w:w="0" w:type="dxa"/>
-          </w:tblCellMar>
-        </w:tblPrEx>
-        <w:trPr>
-          <w:trHeight w:val="448" w:hRule="atLeast"/>
-          <w:jc w:val="center"/>
-        </w:trPr>
-        <w:tc>
-          <w:tcPr>
-            <w:tcW w:w="1681" w:type="dxa"/>
-            <w:vAlign w:val="center"/>
-          </w:tcPr>
-          <w:p>
-            <w:pPr>
-              <w:pStyle w:val="258"/>
-              <w:spacing w:before="107"/>
-              <w:ind w:left="50"/>
-              <w:jc w:val="center"/>
-              <w:rPr>
-                <w:rFonts w:hint="default"/>
-                <w:spacing w:val="-2"/>
-                <w:sz w:val="26"/>
-                <w:lang w:val="en-US"/>
-              </w:rPr>
-            </w:pPr>
-            <w:r>
-              <w:rPr>
-                <w:rFonts w:hint="default"/>
-                <w:spacing w:val="-2"/>
-                <w:sz w:val="26"/>
-                <w:lang w:val="en-US"/>
-              </w:rPr>
-              <w:t>Figure 4.3.26</w:t>
-            </w:r>
-          </w:p>
-        </w:tc>
-        <w:tc>
-          <w:tcPr>
-            <w:tcW w:w="3891" w:type="dxa"/>
-            <w:vAlign w:val="center"/>
-          </w:tcPr>
-          <w:p>
-            <w:pPr>
-              <w:pStyle w:val="258"/>
-              <w:bidi w:val="0"/>
-              <w:jc w:val="center"/>
-              <w:rPr>
-                <w:rFonts w:hint="default"/>
-                <w:sz w:val="26"/>
-                <w:szCs w:val="26"/>
-                <w:lang w:val="en-US"/>
-              </w:rPr>
-            </w:pPr>
-            <w:r>
-              <w:rPr>
-                <w:rFonts w:hint="default"/>
-                <w:sz w:val="26"/>
-                <w:szCs w:val="26"/>
-                <w:lang w:val="en-US"/>
-              </w:rPr>
-              <w:t>PhishApi Render Instance</w:t>
-            </w:r>
-          </w:p>
-        </w:tc>
-        <w:tc>
-          <w:tcPr>
-            <w:tcW w:w="2488" w:type="dxa"/>
-            <w:vAlign w:val="center"/>
-          </w:tcPr>
-          <w:p>
-            <w:pPr>
-              <w:spacing w:before="103" w:line="325" w:lineRule="exact"/>
-              <w:ind w:left="0" w:leftChars="0" w:right="0" w:rightChars="0"/>
-              <w:jc w:val="center"/>
-            </w:pPr>
-          </w:p>
-        </w:tc>
-      </w:tr>
-      <w:tr>
-        <w:tblPrEx>
-          <w:tblBorders>
-            <w:top w:val="none" w:color="auto" w:sz="0" w:space="0"/>
-            <w:left w:val="none" w:color="auto" w:sz="0" w:space="0"/>
-            <w:bottom w:val="none" w:color="auto" w:sz="0" w:space="0"/>
-            <w:right w:val="none" w:color="auto" w:sz="0" w:space="0"/>
-            <w:insideH w:val="none" w:color="auto" w:sz="0" w:space="0"/>
-            <w:insideV w:val="none" w:color="auto" w:sz="0" w:space="0"/>
-          </w:tblBorders>
-          <w:tblCellMar>
-            <w:top w:w="0" w:type="dxa"/>
-            <w:left w:w="0" w:type="dxa"/>
-            <w:bottom w:w="0" w:type="dxa"/>
-            <w:right w:w="0" w:type="dxa"/>
-          </w:tblCellMar>
-        </w:tblPrEx>
-        <w:trPr>
-          <w:trHeight w:val="448" w:hRule="atLeast"/>
-          <w:jc w:val="center"/>
-        </w:trPr>
-        <w:tc>
-          <w:tcPr>
-            <w:tcW w:w="1681" w:type="dxa"/>
-            <w:vAlign w:val="center"/>
-          </w:tcPr>
-          <w:p>
-            <w:pPr>
-              <w:pStyle w:val="258"/>
-              <w:spacing w:before="107"/>
-              <w:ind w:left="50"/>
-              <w:jc w:val="center"/>
-              <w:rPr>
-                <w:rFonts w:hint="default"/>
-                <w:spacing w:val="-2"/>
-                <w:sz w:val="26"/>
-                <w:lang w:val="en-US"/>
-              </w:rPr>
-            </w:pPr>
-            <w:r>
-              <w:rPr>
-                <w:rFonts w:hint="default"/>
-                <w:spacing w:val="-2"/>
-                <w:sz w:val="26"/>
-                <w:lang w:val="en-US"/>
-              </w:rPr>
               <w:t>Figure 4.3.27</w:t>
             </w:r>
-            <w:bookmarkStart w:id="1" w:name="_GoBack"/>
-            <w:bookmarkEnd w:id="1"/>
           </w:p>
         </w:tc>
         <w:tc>
